--- a/Seminario de Sistemas/Kit docente/Clase 9/Guion Docente Clase 9 - Casos de uso.docx
+++ b/Seminario de Sistemas/Kit docente/Clase 9/Guion Docente Clase 9 - Casos de uso.docx
@@ -372,7 +372,7 @@
           <w:color w:val="4A4A49"/>
           <w:sz w:val="22"/>
         </w:rPr>
-        <w:t>Pregunta al aire (2 min): ¿donde encaja esto en el VetCare de su equipo?</w:t>
+        <w:t>Pregunta al aire (2 min): ¿donde encaja esto en su VetCare?</w:t>
       </w:r>
     </w:p>
     <w:p>
@@ -464,7 +464,7 @@
           <w:color w:val="4A4A49"/>
           <w:sz w:val="22"/>
         </w:rPr>
-        <w:t xml:space="preserve"> «Equipos: abran su proyecto VetCare. Esto suma a la rubrica del PI.»</w:t>
+        <w:t xml:space="preserve"> «Abran su proyecto VetCare. Trabajo individual por defecto; si autorice equipo, el archivo puede ser compartido pero cada uno entrega en ExamLab. Esto suma a la rubrica del PI.»</w:t>
       </w:r>
     </w:p>
     <w:p>
@@ -549,7 +549,7 @@
           <w:color w:val="4A4A49"/>
           <w:sz w:val="22"/>
         </w:rPr>
-        <w:t>Circular por los equipos. Empujar evidencia funcionando, no perfeccionismo.</w:t>
+        <w:t>Circular por los puestos. Empujar evidencia funcionando, no perfeccionismo.</w:t>
       </w:r>
     </w:p>
     <w:p>

--- a/Seminario de Sistemas/Kit docente/Clase 9/Guion Docente Clase 9 - Casos de uso.docx
+++ b/Seminario de Sistemas/Kit docente/Clase 9/Guion Docente Clase 9 - Casos de uso.docx
@@ -156,6 +156,7 @@
       <w:r>
         <w:rPr>
           <w:rFonts w:ascii="Consolas" w:hAnsi="Consolas"/>
+          <w:b w:val="0"/>
           <w:color w:val="111111"/>
           <w:sz w:val="21"/>
         </w:rPr>
@@ -430,6 +431,7 @@
       <w:r>
         <w:rPr>
           <w:rFonts w:ascii="Consolas" w:hAnsi="Consolas"/>
+          <w:b w:val="0"/>
           <w:color w:val="111111"/>
           <w:sz w:val="21"/>
         </w:rPr>
@@ -597,6 +599,7 @@
       <w:r>
         <w:rPr>
           <w:rFonts w:ascii="Consolas" w:hAnsi="Consolas"/>
+          <w:b w:val="0"/>
           <w:color w:val="111111"/>
           <w:sz w:val="21"/>
         </w:rPr>
@@ -664,6 +667,7 @@
       <w:r>
         <w:rPr>
           <w:rFonts w:ascii="Consolas" w:hAnsi="Consolas"/>
+          <w:b w:val="0"/>
           <w:color w:val="111111"/>
           <w:sz w:val="21"/>
         </w:rPr>
